--- a/Articles/2026/4_Blender_Tips_and_Tricks/9_Vertex_Groups/Write Up.docx
+++ b/Articles/2026/4_Blender_Tips_and_Tricks/9_Vertex_Groups/Write Up.docx
@@ -8,6 +8,92 @@
       </w:pPr>
       <w:r>
         <w:t>Write Up</w:t>
+      </w:r>
+    </w:p>
+    <w:p>
+      <w:pPr>
+        <w:pStyle w:val="Heading1"/>
+        <w:rPr>
+          <w:rFonts w:asciiTheme="minorHAnsi" w:eastAsiaTheme="minorHAnsi" w:hAnsiTheme="minorHAnsi" w:cstheme="minorBidi"/>
+          <w:b w:val="0"/>
+          <w:bCs w:val="0"/>
+          <w:color w:val="auto"/>
+          <w:sz w:val="22"/>
+          <w:szCs w:val="22"/>
+        </w:rPr>
+      </w:pPr>
+      <w:r>
+        <w:rPr>
+          <w:rFonts w:asciiTheme="minorHAnsi" w:eastAsiaTheme="minorHAnsi" w:hAnsiTheme="minorHAnsi" w:cstheme="minorBidi"/>
+          <w:b w:val="0"/>
+          <w:bCs w:val="0"/>
+          <w:color w:val="auto"/>
+          <w:sz w:val="22"/>
+          <w:szCs w:val="22"/>
+        </w:rPr>
+        <w:t>This week, we will be learning about Vertex Groups. These handy little groups can be a real time-saver. Instead of constantly selecting the same parts of your object, you can save those vertices to a group. The next time you need them, just hit a button and—</w:t>
+      </w:r>
+      <w:proofErr w:type="spellStart"/>
+      <w:r>
+        <w:rPr>
+          <w:rFonts w:asciiTheme="minorHAnsi" w:eastAsiaTheme="minorHAnsi" w:hAnsiTheme="minorHAnsi" w:cstheme="minorBidi"/>
+          <w:b w:val="0"/>
+          <w:bCs w:val="0"/>
+          <w:color w:val="auto"/>
+          <w:sz w:val="22"/>
+          <w:szCs w:val="22"/>
+        </w:rPr>
+        <w:t>Wa</w:t>
+      </w:r>
+      <w:proofErr w:type="spellEnd"/>
+      <w:r>
+        <w:rPr>
+          <w:rFonts w:asciiTheme="minorHAnsi" w:eastAsiaTheme="minorHAnsi" w:hAnsiTheme="minorHAnsi" w:cstheme="minorBidi"/>
+          <w:b w:val="0"/>
+          <w:bCs w:val="0"/>
+          <w:color w:val="auto"/>
+          <w:sz w:val="22"/>
+          <w:szCs w:val="22"/>
+        </w:rPr>
+        <w:t>-</w:t>
+      </w:r>
+      <w:proofErr w:type="gramStart"/>
+      <w:r>
+        <w:rPr>
+          <w:rFonts w:asciiTheme="minorHAnsi" w:eastAsiaTheme="minorHAnsi" w:hAnsiTheme="minorHAnsi" w:cstheme="minorBidi"/>
+          <w:b w:val="0"/>
+          <w:bCs w:val="0"/>
+          <w:color w:val="auto"/>
+          <w:sz w:val="22"/>
+          <w:szCs w:val="22"/>
+        </w:rPr>
+        <w:t>la!—</w:t>
+      </w:r>
+      <w:proofErr w:type="gramEnd"/>
+      <w:r>
+        <w:rPr>
+          <w:rFonts w:asciiTheme="minorHAnsi" w:eastAsiaTheme="minorHAnsi" w:hAnsiTheme="minorHAnsi" w:cstheme="minorBidi"/>
+          <w:b w:val="0"/>
+          <w:bCs w:val="0"/>
+          <w:color w:val="auto"/>
+          <w:sz w:val="22"/>
+          <w:szCs w:val="22"/>
+        </w:rPr>
+        <w:t>Blender selects the entire group for you.</w:t>
+      </w:r>
+    </w:p>
+    <w:p/>
+    <w:p>
+      <w:r>
+        <w:t>So, if that sounds useful, why don't you join us for our brand-new article entitled:</w:t>
+      </w:r>
+    </w:p>
+    <w:p>
+      <w:pPr>
+        <w:pStyle w:val="Heading1"/>
+      </w:pPr>
+      <w:r>
+        <w:t>Vertex Groups</w:t>
       </w:r>
     </w:p>
     <w:p/>
